--- a/HCM_KS25_CNTT7_TranHoangNguyen_05.docx
+++ b/HCM_KS25_CNTT7_TranHoangNguyen_05.docx
@@ -108,6 +108,27 @@
         <w:rPr>
           <w:b/>
           <w:bCs/>
+          <w:color w:val="4472C4" w:themeColor="accent1"/>
+          <w:sz w:val="32"/>
+          <w:szCs w:val="32"/>
+        </w:rPr>
+      </w:pPr>
+      <w:r>
+        <w:rPr>
+          <w:b/>
+          <w:bCs/>
+          <w:color w:val="4472C4" w:themeColor="accent1"/>
+          <w:sz w:val="32"/>
+          <w:szCs w:val="32"/>
+        </w:rPr>
+        <w:t>https://www.figma.com/design/Oup4hNfu6WWWg5GDrx6uMV/Untitled?node-id=0-1&amp;t=C164BQdRLfqy4gkN-1</w:t>
+      </w:r>
+    </w:p>
+    <w:p>
+      <w:pPr>
+        <w:rPr>
+          <w:b/>
+          <w:bCs/>
           <w:sz w:val="40"/>
           <w:szCs w:val="40"/>
         </w:rPr>
@@ -1701,15 +1722,15 @@
                 <w:sz w:val="28"/>
                 <w:szCs w:val="28"/>
               </w:rPr>
-              <w:t xml:space="preserve"> t</w:t>
-            </w:r>
-            <w:proofErr w:type="spellStart"/>
-            <w:r>
-              <w:rPr>
-                <w:sz w:val="28"/>
-                <w:szCs w:val="28"/>
-              </w:rPr>
-              <w:t>hực</w:t>
+              <w:t xml:space="preserve"> </w:t>
+            </w:r>
+            <w:proofErr w:type="spellStart"/>
+            <w:r>
+              <w:rPr>
+                <w:sz w:val="28"/>
+                <w:szCs w:val="28"/>
+              </w:rPr>
+              <w:t>thực</w:t>
             </w:r>
             <w:proofErr w:type="spellEnd"/>
             <w:r>
@@ -4095,6 +4116,7 @@
                 <w:sz w:val="28"/>
                 <w:szCs w:val="28"/>
               </w:rPr>
+              <w:lastRenderedPageBreak/>
               <w:t xml:space="preserve">BR 5 -&gt; </w:t>
             </w:r>
             <w:proofErr w:type="spellStart"/>
@@ -4411,7 +4433,6 @@
                 <w:sz w:val="28"/>
                 <w:szCs w:val="28"/>
               </w:rPr>
-              <w:lastRenderedPageBreak/>
               <w:t>Điểm</w:t>
             </w:r>
             <w:proofErr w:type="spellEnd"/>
@@ -5478,6 +5499,7 @@
         <w:rPr>
           <w:b/>
           <w:bCs/>
+          <w:noProof/>
           <w:sz w:val="40"/>
           <w:szCs w:val="40"/>
         </w:rPr>
@@ -7092,6 +7114,7 @@
                 <w:b/>
                 <w:bCs/>
               </w:rPr>
+              <w:lastRenderedPageBreak/>
               <w:t>3</w:t>
             </w:r>
           </w:p>
@@ -7546,7 +7569,6 @@
                 <w:b/>
                 <w:bCs/>
               </w:rPr>
-              <w:lastRenderedPageBreak/>
               <w:t>4</w:t>
             </w:r>
           </w:p>
